--- a/public/agreements/Work_For_Hire_LuwahTech_Template_v1.docx
+++ b/public/agreements/Work_For_Hire_LuwahTech_Template_v1.docx
@@ -349,7 +349,7 @@
           <w:color w:val="666666"/>
           <w:sz w:val="19"/>
         </w:rPr>
-        <w:t>Template v1.0, 2026-09-17. Replace every bracketed field, fill or delete every schedule, and delete this note before sending. The signed document governs, not this template.</w:t>
+        <w:t>Template v1.0, 2026-09-18. Replace every bracketed field, fill or delete every schedule, and delete this note before sending. The signed document governs, not this template.</w:t>
       </w:r>
     </w:p>
     <w:p>
@@ -1228,7 +1228,7 @@
           <w:color w:val="262626"/>
           <w:sz w:val="21"/>
         </w:rPr>
-        <w:t>Provider may use AI-assisted tools in creating the Work Product. Provider applies human authorship, review, selection and arrangement to all Work Product and remains responsible for it. Client acknowledges that the copyright status of material generated by an AI tool without human authorship is unsettled, and that Provider does not warrant copyright protection for any such portion.</w:t>
+        <w:t>Provider may use AI-assisted tools in creating Work Product. Provider applies human authorship, review, selection and arrangement to all Work Product and remains responsible for it. Provider will not submit Client Confidential Information to an AI tool that trains on submitted data. Client acknowledges that the copyright status of material generated by an AI tool without human authorship is unsettled, and that Provider does not warrant copyright protection for any such portion.</w:t>
       </w:r>
     </w:p>
     <w:p>
@@ -1492,7 +1492,36 @@
           <w:color w:val="262626"/>
           <w:sz w:val="21"/>
         </w:rPr>
-        <w:t>Neither Party is liable to the other for indirect, incidental, special, consequential or punitive damages, or for lost profits, revenue, data or business opportunity. Each Party's total liability arising out of this Agreement is limited to the fees paid under it. These limits do not apply to a breach of Section 7, to Client's payment obligations, or to a Party's gross negligence, fraud or willful misconduct.</w:t>
+        <w:t>Otherwise, Provider will defend Client against any third-party claim that the Work Product, as delivered and used as this Agreement permits, infringes that third party's copyright, trademark or trade secret, and Client will defend Provider against any third-party claim arising from Client Materials or from Client's use of the Work Product in a way this Agreement does not permit. In each case the defending Party pays the damages and costs a court finally awards or a settlement it agrees to, the other Party gives prompt notice and control of the defence, and Provider's defence does not cover Client Materials, third-party components used as their licenses allow, or changes made by anyone other than Provider.</w:t>
+      </w:r>
+    </w:p>
+    <w:p>
+      <w:pPr>
+        <w:tabs>
+          <w:tab w:pos="648" w:val="left"/>
+        </w:tabs>
+        <w:ind w:left="648" w:hanging="648"/>
+      </w:pPr>
+      <w:r>
+        <w:rPr>
+          <w:rFonts w:ascii="Open Sans" w:hAnsi="Open Sans" w:cs="Open Sans" w:eastAsia="Open Sans"/>
+          <w:b/>
+          <w:i w:val="0"/>
+          <w:color w:val="4A90A4"/>
+          <w:sz w:val="21"/>
+        </w:rPr>
+        <w:t>10.4</w:t>
+        <w:tab/>
+      </w:r>
+      <w:r>
+        <w:rPr>
+          <w:rFonts w:ascii="Open Sans" w:hAnsi="Open Sans" w:cs="Open Sans" w:eastAsia="Open Sans"/>
+          <w:b w:val="0"/>
+          <w:i w:val="0"/>
+          <w:color w:val="262626"/>
+          <w:sz w:val="21"/>
+        </w:rPr>
+        <w:t>Neither Party is liable to the other for indirect, incidental, special, consequential or punitive damages, or for lost profits, revenue, data or business opportunity. Each Party's total liability arising out of this Agreement is limited to the fees paid under it. These limits do not apply to a breach of Section 7, to Client's payment obligations, to a Party's defence obligations under Section 10.3, or to a Party's gross negligence, fraud or willful misconduct.</w:t>
       </w:r>
     </w:p>
     <w:p>

--- a/public/agreements/Work_For_Hire_LuwahTech_Template_v1.docx
+++ b/public/agreements/Work_For_Hire_LuwahTech_Template_v1.docx
@@ -1702,7 +1702,7 @@
           <w:color w:val="262626"/>
           <w:sz w:val="21"/>
         </w:rPr>
-        <w:t>Notices must be in writing and sent by email to the address in the signature block. A notice of breach or termination must also be sent by courier or certified mail to the notice address in the signature block. Email notice is effective on the next business day after sending, unless the sender receives a delivery failure.</w:t>
+        <w:t>Notices must be in writing and sent by email to the address in the signature block. A notice of breach or termination must also be sent by courier or certified mail to the notice address in the signature block. Email notice is effective on the next business day after sending, unless the sender receives a delivery failure. A Party may change its notice address by notice under this Section.</w:t>
       </w:r>
     </w:p>
     <w:p>
@@ -1819,7 +1819,7 @@
           <w:color w:val="262626"/>
           <w:sz w:val="21"/>
         </w:rPr>
-        <w:t>If a court finds a term unenforceable, the court will limit it to the minimum extent needed and the rest stays in effect. This Agreement may be signed in counterparts and electronically. An electronic or scanned signature has the same effect as an original.</w:t>
+        <w:t>If a court finds a term unenforceable, the court will limit it to the minimum extent needed and the rest of this Agreement stays in effect. This Agreement and any document signed under it may be signed in counterparts and electronically. An electronic or scanned signature has the same effect as an original.</w:t>
       </w:r>
     </w:p>
     <w:p>
@@ -1848,7 +1848,7 @@
           <w:color w:val="262626"/>
           <w:sz w:val="21"/>
         </w:rPr>
-        <w:t xml:space="preserve">Independent advice. </w:t>
+        <w:t xml:space="preserve">Headings and independent advice. </w:t>
       </w:r>
       <w:r>
         <w:rPr>
@@ -1858,7 +1858,7 @@
           <w:color w:val="262626"/>
           <w:sz w:val="21"/>
         </w:rPr>
-        <w:t>Each Party has had the opportunity to obtain independent legal advice before signing.</w:t>
+        <w:t>Headings are for convenience only and do not affect interpretation. Each Party has had the opportunity to obtain independent legal advice before signing.</w:t>
       </w:r>
     </w:p>
     <w:p>

--- a/public/agreements/Work_For_Hire_LuwahTech_Template_v1.docx
+++ b/public/agreements/Work_For_Hire_LuwahTech_Template_v1.docx
@@ -1184,7 +1184,7 @@
           <w:color w:val="262626"/>
           <w:sz w:val="21"/>
         </w:rPr>
-        <w:t>Where Background IP is incorporated into the Work Product, Provider grants Client a perpetual, worldwide, non-exclusive, royalty-free license, irrevocable once Client has paid in full, to use, copy, modify and distribute that Background IP as part of the Work Product for Client's business purposes. Client may transfer this license with the Work Product to a successor or acquirer of Client's business. Client may not sell or license the Background IP on its own.</w:t>
+        <w:t>Where Background IP is incorporated into the Work Product, Provider grants Client a perpetual, worldwide, non-exclusive, royalty-free license, irrevocable once Client has paid in full, to use, copy, modify and distribute that Background IP as part of the Work Product for Client's business purposes, except as Section 4.5 provides. Client may transfer this license with the Work Product to a successor or acquirer of Client's business. Client may not sell or license the Background IP on its own.</w:t>
       </w:r>
     </w:p>
     <w:p>
@@ -1263,6 +1263,45 @@
           <w:sz w:val="21"/>
         </w:rPr>
         <w:t>Provider may reuse its Background IP, and the general skills, knowledge, patterns and techniques it gains in the Project, for other clients, provided Provider does not use or disclose Client Confidential Information or the Work Product itself.</w:t>
+      </w:r>
+    </w:p>
+    <w:p>
+      <w:pPr>
+        <w:tabs>
+          <w:tab w:pos="648" w:val="left"/>
+        </w:tabs>
+        <w:ind w:left="648" w:hanging="648"/>
+      </w:pPr>
+      <w:r>
+        <w:rPr>
+          <w:rFonts w:ascii="Open Sans" w:hAnsi="Open Sans" w:cs="Open Sans" w:eastAsia="Open Sans"/>
+          <w:b/>
+          <w:i w:val="0"/>
+          <w:color w:val="4A90A4"/>
+          <w:sz w:val="21"/>
+        </w:rPr>
+        <w:t>4.5</w:t>
+        <w:tab/>
+      </w:r>
+      <w:r>
+        <w:rPr>
+          <w:rFonts w:ascii="Open Sans" w:hAnsi="Open Sans" w:cs="Open Sans" w:eastAsia="Open Sans"/>
+          <w:b/>
+          <w:i w:val="0"/>
+          <w:color w:val="262626"/>
+          <w:sz w:val="21"/>
+        </w:rPr>
+        <w:t xml:space="preserve">Accessibility toolkit. </w:t>
+      </w:r>
+      <w:r>
+        <w:rPr>
+          <w:rFonts w:ascii="Open Sans" w:hAnsi="Open Sans" w:cs="Open Sans" w:eastAsia="Open Sans"/>
+          <w:b w:val="0"/>
+          <w:i w:val="0"/>
+          <w:color w:val="262626"/>
+          <w:sz w:val="21"/>
+        </w:rPr>
+        <w:t>The Luwah Accessibility Toolkit, meaning the Accessibility Center launcher and drawer, the disability profiles and individual adjustments, the page-structure navigator, the reading overlays, the image description layer, the issue report form, the accessibility statement content, the keyboard shortcut handling and the CSS hooks, together with the code, styles and documentation that support them, is Background IP that Provider designed, built and owns. Where the Toolkit is delivered with a website, Client receives the license in Section 4.2 as part of the Deliverable, on the Project's website only. Client may configure and modify the Toolkit on that website. Client may not copy the Toolkit to another website, application, product or system, remove it for separate use, sublicense, sell, rent, lease or distribute it on its own, remove or alter Provider's notices in it, present it as Client's own product or as a third-party vendor's product, or let a third party do any of those things. Use on any other property needs a separate written license from Provider. The accessibility statement published with the Toolkit describes a self-assessment against WCAG 2.2 AA, not a certification, and Client keeps that statement accurate to the website it describes after delivery.</w:t>
       </w:r>
     </w:p>
     <w:p>
@@ -1452,7 +1491,7 @@
           <w:color w:val="262626"/>
           <w:sz w:val="21"/>
         </w:rPr>
-        <w:t>Provider may use AI-assisted tools in creating Work Product. Provider applies human authorship, review, selection and arrangement to all Work Product and remains responsible for it. Provider will not submit Client Confidential Information to an AI tool that trains on submitted data. Client acknowledges that the copyright status of material generated by an AI tool without human authorship is unsettled, and that Provider does not warrant copyright protection for any such portion.</w:t>
+        <w:t>Provider uses AI-assisted tools, including Anthropic Claude and Google Gemini, where they help, to build Work Product and to help manage the Services, for example code, documentation, meeting notes and operations. Provider applies human authorship, review, selection and arrangement to all Work Product and to every change made while operating it, and remains responsible for the result. Ownership of Work Product under this Agreement applies regardless of the tools used to create it, and Provider's warranties are about performance and the right to transfer, not about the method of authorship. Provider submits Client Confidential Information only to AI tools operated under terms that do not permit the vendor to train on submitted content or to use it for any purpose other than providing the service and its safety review, and a submission on those terms is a permitted disclosure under the confidentiality Section of this Agreement. Provider does not submit credentials to any AI tool, and submits protected health information, payment card data or other regulated data only where an SOW or other written agreement between the Parties expressly provides for it. Where an AI tool records or transcribes a meeting, Provider tells the participants before it starts. Client acknowledges that the copyright status of material generated by an AI tool without human authorship is unsettled, and that Provider does not warrant copyright protection for any such portion. On request Provider will state which AI tools were used on a Deliverable.</w:t>
       </w:r>
     </w:p>
     <w:p>
@@ -3483,6 +3522,92 @@
                 <w:color w:val="262626"/>
                 <w:sz w:val="18"/>
               </w:rPr>
+              <w:t>Luwah accessibility toolkit</w:t>
+            </w:r>
+          </w:p>
+        </w:tc>
+        <w:tc>
+          <w:tcPr>
+            <w:tcW w:type="dxa" w:w="3744"/>
+          </w:tcPr>
+          <w:p>
+            <w:pPr>
+              <w:spacing w:after="40" w:before="40"/>
+            </w:pPr>
+            <w:r/>
+            <w:r>
+              <w:rPr>
+                <w:rFonts w:ascii="Open Sans" w:hAnsi="Open Sans" w:cs="Open Sans" w:eastAsia="Open Sans"/>
+                <w:b w:val="0"/>
+                <w:i w:val="0"/>
+                <w:color w:val="262626"/>
+                <w:sz w:val="18"/>
+              </w:rPr>
+              <w:t>Accessibility launcher and panel, disability profiles, adjustments, reading overlays, page-structure navigator, issue report form, statement seed content and the supporting code and styles. Licensed to the delivered website only, Section 4.5</w:t>
+            </w:r>
+          </w:p>
+        </w:tc>
+        <w:tc>
+          <w:tcPr>
+            <w:tcW w:type="dxa" w:w="2016"/>
+          </w:tcPr>
+          <w:p>
+            <w:pPr>
+              <w:spacing w:after="40" w:before="40"/>
+            </w:pPr>
+            <w:r/>
+            <w:r>
+              <w:rPr>
+                <w:rFonts w:ascii="Open Sans" w:hAnsi="Open Sans" w:cs="Open Sans" w:eastAsia="Open Sans"/>
+                <w:b w:val="0"/>
+                <w:i w:val="0"/>
+                <w:color w:val="262626"/>
+                <w:sz w:val="18"/>
+              </w:rPr>
+              <w:t>Website deliverables</w:t>
+            </w:r>
+          </w:p>
+        </w:tc>
+        <w:tc>
+          <w:tcPr>
+            <w:tcW w:type="dxa" w:w="1296"/>
+          </w:tcPr>
+          <w:p>
+            <w:pPr>
+              <w:spacing w:after="40" w:before="40"/>
+            </w:pPr>
+            <w:r/>
+            <w:r>
+              <w:rPr>
+                <w:rFonts w:ascii="Open Sans" w:hAnsi="Open Sans" w:cs="Open Sans" w:eastAsia="Open Sans"/>
+                <w:b w:val="0"/>
+                <w:i w:val="0"/>
+                <w:color w:val="262626"/>
+                <w:sz w:val="18"/>
+              </w:rPr>
+              <w:t>Section 4.2</w:t>
+            </w:r>
+          </w:p>
+        </w:tc>
+      </w:tr>
+      <w:tr>
+        <w:tc>
+          <w:tcPr>
+            <w:tcW w:type="dxa" w:w="2304"/>
+          </w:tcPr>
+          <w:p>
+            <w:pPr>
+              <w:spacing w:after="40" w:before="40"/>
+            </w:pPr>
+            <w:r/>
+            <w:r>
+              <w:rPr>
+                <w:rFonts w:ascii="Open Sans" w:hAnsi="Open Sans" w:cs="Open Sans" w:eastAsia="Open Sans"/>
+                <w:b w:val="0"/>
+                <w:i w:val="0"/>
+                <w:color w:val="262626"/>
+                <w:sz w:val="18"/>
+              </w:rPr>
               <w:t>Operations scripts</w:t>
             </w:r>
           </w:p>

--- a/public/agreements/Work_For_Hire_LuwahTech_Template_v1.docx
+++ b/public/agreements/Work_For_Hire_LuwahTech_Template_v1.docx
@@ -2,8 +2,232 @@
 <file path=word/document.xml><?xml version="1.0" encoding="utf-8"?>
 <w:document xmlns:wpc="http://schemas.microsoft.com/office/word/2010/wordprocessingCanvas" xmlns:mo="http://schemas.microsoft.com/office/mac/office/2008/main" xmlns:mc="http://schemas.openxmlformats.org/markup-compatibility/2006" xmlns:mv="urn:schemas-microsoft-com:mac:vml" xmlns:o="urn:schemas-microsoft-com:office:office" xmlns:r="http://schemas.openxmlformats.org/officeDocument/2006/relationships" xmlns:m="http://schemas.openxmlformats.org/officeDocument/2006/math" xmlns:v="urn:schemas-microsoft-com:vml" xmlns:wp14="http://schemas.microsoft.com/office/word/2010/wordprocessingDrawing" xmlns:wp="http://schemas.openxmlformats.org/drawingml/2006/wordprocessingDrawing" xmlns:w10="urn:schemas-microsoft-com:office:word" xmlns:w="http://schemas.openxmlformats.org/wordprocessingml/2006/main" xmlns:w14="http://schemas.microsoft.com/office/word/2010/wordml" xmlns:wpg="http://schemas.microsoft.com/office/word/2010/wordprocessingGroup" xmlns:wpi="http://schemas.microsoft.com/office/word/2010/wordprocessingInk" xmlns:wne="http://schemas.microsoft.com/office/word/2006/wordml" xmlns:wps="http://schemas.microsoft.com/office/word/2010/wordprocessingShape" mc:Ignorable="w14 wp14">
   <w:body>
+    <w:tbl>
+      <w:tblPr>
+        <w:tblW w:type="auto" w:w="0"/>
+        <w:jc w:val="center"/>
+        <w:tblLook w:firstColumn="1" w:firstRow="1" w:lastColumn="0" w:lastRow="0" w:noHBand="0" w:noVBand="1" w:val="04A0"/>
+      </w:tblPr>
+      <w:tblGrid>
+        <w:gridCol w:w="9360"/>
+      </w:tblGrid>
+      <w:tr>
+        <w:trPr>
+          <w:trHeight w:val="12527" w:hRule="exact"/>
+        </w:trPr>
+        <w:tc>
+          <w:tcPr>
+            <w:tcW w:type="dxa" w:w="9360"/>
+            <w:shd w:val="clear" w:color="auto" w:fill="1C1C1E"/>
+            <w:tcMar>
+              <w:top w:w="900" w:type="dxa"/>
+              <w:start w:w="720" w:type="dxa"/>
+              <w:bottom w:w="720" w:type="dxa"/>
+              <w:end w:w="720" w:type="dxa"/>
+            </w:tcMar>
+          </w:tcPr>
+          <w:p>
+            <w:pPr>
+              <w:spacing w:after="0"/>
+            </w:pPr>
+          </w:p>
+          <w:p>
+            <w:pPr>
+              <w:spacing w:before="0" w:after="120"/>
+              <w:jc w:val="left"/>
+              <w:pBdr>
+                <w:bottom w:val="single" w:sz="18" w:space="4" w:color="B87333"/>
+              </w:pBdr>
+            </w:pPr>
+            <w:r>
+              <w:rPr>
+                <w:rFonts w:ascii="Tw Cen MT" w:hAnsi="Tw Cen MT" w:cs="Tw Cen MT" w:eastAsia="Tw Cen MT"/>
+                <w:b w:val="0"/>
+                <w:color w:val="4A90A4"/>
+                <w:sz w:val="18"/>
+                <w:spacing w:val="60"/>
+              </w:rPr>
+              <w:t>CLIENT AGREEMENT   ·   WORK MADE FOR HIRE AGREEMENT</w:t>
+            </w:r>
+          </w:p>
+          <w:p>
+            <w:pPr>
+              <w:spacing w:before="720" w:after="0"/>
+              <w:jc w:val="left"/>
+            </w:pPr>
+            <w:r>
+              <w:rPr>
+                <w:rFonts w:ascii="Tw Cen MT" w:hAnsi="Tw Cen MT" w:cs="Tw Cen MT" w:eastAsia="Tw Cen MT"/>
+                <w:b w:val="0"/>
+                <w:color w:val="FFFFFF"/>
+                <w:sz w:val="60"/>
+                <w:spacing w:val="40"/>
+              </w:rPr>
+              <w:t>LUWAH</w:t>
+            </w:r>
+          </w:p>
+          <w:p>
+            <w:pPr>
+              <w:spacing w:before="0" w:after="0"/>
+              <w:jc w:val="left"/>
+            </w:pPr>
+            <w:r>
+              <w:rPr>
+                <w:rFonts w:ascii="Tw Cen MT" w:hAnsi="Tw Cen MT" w:cs="Tw Cen MT" w:eastAsia="Tw Cen MT"/>
+                <w:b w:val="0"/>
+                <w:color w:val="B87333"/>
+                <w:sz w:val="60"/>
+                <w:spacing w:val="40"/>
+              </w:rPr>
+              <w:t>TECHNOLOGIES</w:t>
+            </w:r>
+          </w:p>
+          <w:p>
+            <w:pPr>
+              <w:spacing w:before="1920" w:after="0"/>
+              <w:jc w:val="left"/>
+            </w:pPr>
+            <w:r>
+              <w:rPr>
+                <w:rFonts w:ascii="Tw Cen MT" w:hAnsi="Tw Cen MT" w:cs="Tw Cen MT" w:eastAsia="Tw Cen MT"/>
+                <w:b w:val="0"/>
+                <w:color w:val="FFFFFF"/>
+                <w:sz w:val="48"/>
+              </w:rPr>
+              <w:t>Work Made for Hire Agreement</w:t>
+            </w:r>
+          </w:p>
+          <w:p>
+            <w:pPr>
+              <w:spacing w:before="0" w:after="80"/>
+              <w:jc w:val="left"/>
+              <w:pBdr>
+                <w:bottom w:val="single" w:sz="4" w:space="4" w:color="555555"/>
+              </w:pBdr>
+            </w:pPr>
+            <w:r>
+              <w:rPr>
+                <w:rFonts w:ascii="Tw Cen MT" w:hAnsi="Tw Cen MT" w:cs="Tw Cen MT" w:eastAsia="Tw Cen MT"/>
+                <w:b w:val="0"/>
+                <w:color w:val="B87333"/>
+                <w:sz w:val="26"/>
+              </w:rPr>
+              <w:t>Transfer of ownership in work Luwah Technologies creates for a client</w:t>
+            </w:r>
+          </w:p>
+          <w:p>
+            <w:pPr>
+              <w:spacing w:before="120" w:after="0"/>
+              <w:jc w:val="left"/>
+            </w:pPr>
+            <w:r>
+              <w:rPr>
+                <w:rFonts w:ascii="Open Sans" w:hAnsi="Open Sans" w:cs="Open Sans" w:eastAsia="Open Sans"/>
+                <w:b w:val="0"/>
+                <w:color w:val="CCCCCC"/>
+                <w:sz w:val="21"/>
+              </w:rPr>
+              <w:t>[Client name]   |   [Client website or project]</w:t>
+            </w:r>
+          </w:p>
+          <w:p>
+            <w:pPr>
+              <w:spacing w:before="2200" w:after="40"/>
+              <w:jc w:val="left"/>
+            </w:pPr>
+            <w:r>
+              <w:rPr>
+                <w:rFonts w:ascii="Tw Cen MT" w:hAnsi="Tw Cen MT" w:cs="Tw Cen MT" w:eastAsia="Tw Cen MT"/>
+                <w:b w:val="0"/>
+                <w:color w:val="4A90A4"/>
+                <w:sz w:val="17"/>
+                <w:spacing w:val="40"/>
+              </w:rPr>
+              <w:t>BETWEEN</w:t>
+            </w:r>
+          </w:p>
+          <w:p>
+            <w:pPr>
+              <w:spacing w:before="0" w:after="0"/>
+              <w:jc w:val="left"/>
+            </w:pPr>
+            <w:r>
+              <w:rPr>
+                <w:rFonts w:ascii="Open Sans" w:hAnsi="Open Sans" w:cs="Open Sans" w:eastAsia="Open Sans"/>
+                <w:b w:val="0"/>
+                <w:color w:val="CCCCCC"/>
+                <w:sz w:val="20"/>
+              </w:rPr>
+              <w:t>Luwah Technologies LLC ("Provider")</w:t>
+            </w:r>
+          </w:p>
+          <w:p>
+            <w:pPr>
+              <w:spacing w:before="0" w:after="0"/>
+              <w:jc w:val="left"/>
+            </w:pPr>
+            <w:r>
+              <w:rPr>
+                <w:rFonts w:ascii="Open Sans" w:hAnsi="Open Sans" w:cs="Open Sans" w:eastAsia="Open Sans"/>
+                <w:b w:val="0"/>
+                <w:color w:val="CCCCCC"/>
+                <w:sz w:val="20"/>
+              </w:rPr>
+              <w:t>[Client legal name] ("Client")</w:t>
+            </w:r>
+          </w:p>
+          <w:p>
+            <w:pPr>
+              <w:spacing w:before="240" w:after="40"/>
+              <w:jc w:val="left"/>
+            </w:pPr>
+            <w:r>
+              <w:rPr>
+                <w:rFonts w:ascii="Tw Cen MT" w:hAnsi="Tw Cen MT" w:cs="Tw Cen MT" w:eastAsia="Tw Cen MT"/>
+                <w:b w:val="0"/>
+                <w:color w:val="4A90A4"/>
+                <w:sz w:val="17"/>
+                <w:spacing w:val="40"/>
+              </w:rPr>
+              <w:t>DOCUMENT</w:t>
+            </w:r>
+          </w:p>
+          <w:p>
+            <w:pPr>
+              <w:spacing w:before="0" w:after="0"/>
+              <w:jc w:val="left"/>
+            </w:pPr>
+            <w:r>
+              <w:rPr>
+                <w:rFonts w:ascii="Open Sans" w:hAnsi="Open Sans" w:cs="Open Sans" w:eastAsia="Open Sans"/>
+                <w:b w:val="0"/>
+                <w:color w:val="CCCCCC"/>
+                <w:sz w:val="20"/>
+              </w:rPr>
+              <w:t>[WFH-YYYY-NN]   |   [Month DD, YYYY]   |   Template v1.0</w:t>
+            </w:r>
+          </w:p>
+          <w:p>
+            <w:pPr>
+              <w:spacing w:before="800" w:after="0"/>
+              <w:jc w:val="center"/>
+            </w:pPr>
+            <w:r>
+              <w:rPr>
+                <w:rFonts w:ascii="Open Sans" w:hAnsi="Open Sans" w:cs="Open Sans" w:eastAsia="Open Sans"/>
+                <w:b w:val="0"/>
+                <w:color w:val="B87333"/>
+                <w:sz w:val="20"/>
+              </w:rPr>
+              <w:t>Where Simplicity Meets Innovation</w:t>
+            </w:r>
+          </w:p>
+        </w:tc>
+      </w:tr>
+    </w:tbl>
     <w:p>
       <w:pPr>
+        <w:pageBreakBefore/>
         <w:spacing w:before="120" w:after="40"/>
       </w:pPr>
       <w:r>
@@ -3418,6 +3642,7 @@
       <w:pgSz w:w="12240" w:h="15840"/>
       <w:pgMar w:top="1584" w:right="1440" w:bottom="1296" w:left="1440" w:header="576" w:footer="576" w:gutter="0"/>
       <w:cols w:space="720"/>
+      <w:titlePg/>
       <w:docGrid w:linePitch="360"/>
     </w:sectPr>
   </w:body>
@@ -3990,15 +4215,21 @@
     <w:pPr>
       <w:keepNext/>
       <w:keepLines/>
-      <w:spacing w:before="280" w:after="80"/>
+      <w:spacing w:before="280" w:after="120"/>
+      <w:ind w:left="173"/>
       <w:outlineLvl w:val="0"/>
+      <w:shd w:val="clear" w:color="auto" w:fill="B87333"/>
+      <w:pBdr>
+        <w:top w:val="single" w:sz="12" w:space="3" w:color="B87333"/>
+        <w:bottom w:val="single" w:sz="12" w:space="3" w:color="B87333"/>
+      </w:pBdr>
     </w:pPr>
     <w:rPr>
       <w:rFonts w:ascii="Tw Cen MT" w:hAnsi="Tw Cen MT" w:cs="Tw Cen MT" w:eastAsia="Tw Cen MT"/>
-      <w:b/>
+      <w:b w:val="0"/>
       <w:bCs/>
-      <w:color w:val="4A90A4"/>
-      <w:sz w:val="26"/>
+      <w:color w:val="FFFFFF"/>
+      <w:sz w:val="25"/>
       <w:szCs w:val="28"/>
     </w:rPr>
   </w:style>

--- a/public/agreements/Work_For_Hire_LuwahTech_Template_v1.docx
+++ b/public/agreements/Work_For_Hire_LuwahTech_Template_v1.docx
@@ -2129,6 +2129,7 @@
       </w:tblGrid>
       <w:tr>
         <w:trPr>
+          <w:tblHeader/>
           <w:cantSplit/>
         </w:trPr>
         <w:tc>
@@ -2897,7 +2898,7 @@
     </w:p>
     <w:p>
       <w:pPr>
-        <w:pStyle w:val="Heading3"/>
+        <w:pStyle w:val="Heading2"/>
       </w:pPr>
       <w:r>
         <w:t>Deliverables</w:t>
@@ -2918,6 +2919,9 @@
         <w:gridCol w:w="2340"/>
       </w:tblGrid>
       <w:tr>
+        <w:trPr>
+          <w:tblHeader/>
+        </w:trPr>
         <w:tc>
           <w:tcPr>
             <w:tcW w:type="dxa" w:w="720"/>
@@ -3197,6 +3201,9 @@
         <w:gridCol w:w="2340"/>
       </w:tblGrid>
       <w:tr>
+        <w:trPr>
+          <w:tblHeader/>
+        </w:trPr>
         <w:tc>
           <w:tcPr>
             <w:tcW w:type="dxa" w:w="2304"/>
@@ -3737,7 +3744,7 @@
       <w:drawing>
         <wp:inline xmlns:a="http://schemas.openxmlformats.org/drawingml/2006/main" xmlns:pic="http://schemas.openxmlformats.org/drawingml/2006/picture">
           <wp:extent cx="2103120" cy="486271"/>
-          <wp:docPr id="1" name="Picture 1"/>
+          <wp:docPr id="1" name="Picture 1" descr="Luwah Technologies LLC logo" title="Luwah Technologies LLC logo"/>
           <wp:cNvGraphicFramePr>
             <a:graphicFrameLocks noChangeAspect="1"/>
           </wp:cNvGraphicFramePr>

--- a/public/agreements/Work_For_Hire_LuwahTech_Template_v1.docx
+++ b/public/agreements/Work_For_Hire_LuwahTech_Template_v1.docx
@@ -13,7 +13,7 @@
       </w:tblGrid>
       <w:tr>
         <w:trPr>
-          <w:trHeight w:val="12527" w:hRule="exact"/>
+          <w:trHeight w:val="12096" w:hRule="atLeast"/>
         </w:trPr>
         <w:tc>
           <w:tcPr>
@@ -45,9 +45,9 @@
                 <w:b w:val="0"/>
                 <w:color w:val="4A90A4"/>
                 <w:sz w:val="18"/>
-                <w:spacing w:val="60"/>
+                <w:spacing w:val="50"/>
               </w:rPr>
-              <w:t>CLIENT AGREEMENT   ·   WORK MADE FOR HIRE AGREEMENT</w:t>
+              <w:t>CLIENT AGREEMENT   ·   WORK MADE FOR HIRE</w:t>
             </w:r>
           </w:p>
           <w:p>
@@ -84,7 +84,7 @@
           </w:p>
           <w:p>
             <w:pPr>
-              <w:spacing w:before="1920" w:after="0"/>
+              <w:spacing w:before="1680" w:after="0"/>
               <w:jc w:val="left"/>
             </w:pPr>
             <w:r>
@@ -132,7 +132,7 @@
           </w:p>
           <w:p>
             <w:pPr>
-              <w:spacing w:before="2200" w:after="40"/>
+              <w:spacing w:before="1680" w:after="40"/>
               <w:jc w:val="left"/>
             </w:pPr>
             <w:r>

--- a/public/agreements/Work_For_Hire_LuwahTech_Template_v1.docx
+++ b/public/agreements/Work_For_Hire_LuwahTech_Template_v1.docx
@@ -1301,7 +1301,7 @@
           <w:color w:val="262626"/>
           <w:sz w:val="21"/>
         </w:rPr>
-        <w:t>The Luwah Accessibility Toolkit, meaning the Accessibility Center launcher and drawer, the disability profiles and individual adjustments, the page-structure navigator, the reading overlays, the image description layer, the issue report form, the accessibility statement content, the keyboard shortcut handling and the CSS hooks, together with the code, styles and documentation that support them, is Background IP that Provider designed, built and owns. Where the Toolkit is delivered with a website, Client receives the license in Section 4.2 as part of the Deliverable, on the Project's website only. Client may configure and modify the Toolkit on that website. Client may not copy the Toolkit to another website, application, product or system, remove it for separate use, sublicense, sell, rent, lease or distribute it on its own, remove or alter Provider's notices in it, present it as Client's own product or as a third-party vendor's product, or let a third party do any of those things. Use on any other property needs a separate written license from Provider. The accessibility statement published with the Toolkit describes a self-assessment against WCAG 2.2 AA, not a certification, and Client keeps that statement accurate to the website it describes after delivery.</w:t>
+        <w:t>The Luwah Accessibility Toolkit, meaning the Accessibility Center launcher and drawer, the disability profiles and individual adjustments, the page-structure navigator, the reading overlays, the image description layer, the text magnifier, the read mode, the embed focus ring, the sound muting and hidden image text layers, the issue report form, the accessibility statement content, the keyboard shortcut handling and the CSS hooks, together with every other component, style, hook and document shipped as part of it, is Background IP that Provider designed, built and owns. Where the Toolkit is delivered with a website, Client receives the license in Section 4.2 as part of the Deliverable, on the Project's website only. Client may configure and modify the Toolkit on that website. Client may not copy the Toolkit to another website, application, product or system, remove it for separate use, sublicense, sell, rent, lease or distribute it on its own, remove or alter Provider's notices in it, present it as Client's own product or as a third-party vendor's product, or let a third party do any of those things. Use on any other property needs a separate written license from Provider. The accessibility statement published with the Toolkit describes a self-assessment against WCAG 2.2 AA, not a certification, and Client keeps that statement accurate to the website it describes after delivery.</w:t>
       </w:r>
     </w:p>
     <w:p>
